--- a/pr-preview/pr-30/chapters/big-data-tracked-changes.docx
+++ b/pr-preview/pr-30/chapters/big-data-tracked-changes.docx
@@ -26,7 +26,7 @@
       </w:pPr>
       <w:ins w:id="2" w:author="PR Preview" w:date="2026-01-01T00:00:00Z">
         <w:r>
-          <w:t xml:space="preserve">Last modified: 2026-10-14 02:06:18 (PDT)</w:t>
+          <w:t xml:space="preserve">Last modified: 2026-10-14 02:55:43 (PDT)</w:t>
         </w:r>
       </w:ins>
     </w:p>
@@ -571,7 +571,7 @@
           <w:rPr>
             <w:rStyle w:val="VerbatimChar"/>
           </w:rPr>
-          <w:t xml:space="preserve">Dplyr</w:t>
+          <w:t xml:space="preserve">dplyr</w:t>
         </w:r>
       </w:ins>
       <w:ins w:id="93" w:author="PR Preview" w:date="2026-01-01T00:00:00Z">
@@ -669,7 +669,7 @@
             <w:rPr>
               <w:rStyle w:val="Hyperlink"/>
             </w:rPr>
-            <w:t xml:space="preserve">this stackoverflow post</w:t>
+            <w:t xml:space="preserve">this Stack Overflow post</w:t>
           </w:r>
         </w:ins>
       </w:hyperlink>
